--- a/documents/crlm/CRLM_7_Decision_Discussion.docx
+++ b/documents/crlm/CRLM_7_Decision_Discussion.docx
@@ -2012,7 +2012,7 @@
                 <w:i w:val="0"/>
                 <w:sz w:val="19"/>
               </w:rPr>
-              <w:t>Keep a post-clearance follow-up loop (CEA and imaging every 3–6 months, then by risk; ablation sites re-read at 4–8 weeks; colonoscopy within two- and five-year frameworks) and agree the transplant…</w:t>
+              <w:t>Keep a post-clearance follow-up loop over a two-year and five-year framework (CEA and imaging at 3–6 months, then by risk; ablation margins re-read at 4–8 weeks; colonoscopic follow-up) and agree…</w:t>
             </w:r>
           </w:p>
         </w:tc>
@@ -5852,7 +5852,7 @@
                 <w:i w:val="0"/>
                 <w:sz w:val="19"/>
               </w:rPr>
-              <w:t>Each enrolled 49 patients with 47% conversion. Roadmap critique: single-arm and centre-concentrated, resectability judged by the operating surgeons, WHO-type response scoring, median disease-free survival after R0 only 7.6 months; neither is a randomised conversion comparison.</w:t>
+              <w:t>Kemeny phase I: 49 patients, 47% conversion, 92% response; D'Angelica phase II (PMID 24646562): 49 patients, 47% conversion, 76% response. Roadmap critique: single-arm and centre-concentrated, neither a randomised conversion comparison; in the phase I series resectability was judged by the operating surgeons, response was WHO-type scored and median disease-free survival after R0 was only 7.6 months.</w:t>
             </w:r>
           </w:p>
         </w:tc>
@@ -9790,7 +9790,7 @@
           <w:b w:val="0"/>
           <w:i w:val="0"/>
         </w:rPr>
-        <w:t>ESMO supports cytoreduction for peritoneal-only disease while ASCO's recommendation excludes extraperitoneal metastases, leaving combined liver and peritoneal disease without guideline support.</w:t>
+        <w:t>ESMO and ASCO agree: both confine cytoreduction to peritoneal-only disease (ESMO [II, A]; ASCO requires no extraperitoneal metastases), so combined liver and peritoneal disease has no guideline support and is a systemic-therapy-first, case-by-case decision; IHPBA ends transplant intent with any extrahepatic disease.</w:t>
       </w:r>
     </w:p>
     <w:p>
@@ -12044,7 +12044,7 @@
                 <w:i w:val="0"/>
                 <w:sz w:val="19"/>
               </w:rPr>
-              <w:t>Second-line Y90 met both progression-free endpoints but survival was 14.0 versus 14.4 months, grade 3+ events 68.4% versus 49.3% with three possibly related deaths; manufacturer-sponsored, with a non-contemporary control arm.</w:t>
+              <w:t>Second-line Y90 met both progression-free endpoints but survival was 14.0 versus 14.4 months, grade 3+ events 68.4% versus 49.3% with three possibly related deaths; manufacturer-sponsored, with a control arm that was not contemporary standard of care for RAS and BRAF wild-type disease.</w:t>
             </w:r>
           </w:p>
         </w:tc>
@@ -14063,7 +14063,7 @@
           <w:b w:val="0"/>
           <w:i w:val="0"/>
         </w:rPr>
-        <w:t>Keep a post-clearance follow-up loop (CEA and imaging every 3–6 months, then by risk; ablation sites re-read at 4–8 weeks; colonoscopy within two- and five-year frameworks) and agree the transplant surveillance and recurrence plan at selection, tracking recurrence site and management. The roadmap names no owners.</w:t>
+        <w:t>Keep a post-clearance follow-up loop over a two-year and five-year framework (CEA and imaging at 3–6 months, then by risk; ablation margins re-read at 4–8 weeks; colonoscopic follow-up) and agree the transplant surveillance and recurrence plan at selection, tracking recurrence site and management. The roadmap names no owners.</w:t>
       </w:r>
     </w:p>
     <w:p>

--- a/documents/crlm/CRLM_7_Decision_Discussion.docx
+++ b/documents/crlm/CRLM_7_Decision_Discussion.docx
@@ -39,7 +39,7 @@
           <w:b w:val="0"/>
           <w:i w:val="0"/>
         </w:rPr>
-        <w:t>One file for the multidisciplinary decision on this tumor, covering every setting: cancer roadmap, standard transplant pathway, high-risk transplant protocol. For each question: the positions of guidelines, trials and papers where they differ, our proposed selection, and space for the decision. All proposals are OPEN; nothing in this document is activated or approved.</w:t>
+        <w:t>One file for the multidisciplinary decision on this tumor, covering every setting: roadmap, standard pathway, high-risk pathway. For each question: the positions of guidelines, trials and papers where they differ, our proposed selection, and space for the decision. All proposals are OPEN; nothing in this document is activated or approved.</w:t>
       </w:r>
     </w:p>
     <w:p>
@@ -59,14 +59,14 @@
           <w:i w:val="0"/>
           <w:sz w:val="20"/>
         </w:rPr>
-        <w:t xml:space="preserve">Cancer roadmap (full content): </w:t>
+        <w:t xml:space="preserve">Roadmap (full content): </w:t>
       </w:r>
       <w:r>
         <w:rPr>
           <w:b w:val="0"/>
           <w:i/>
         </w:rPr>
-        <w:t>CRLM_1_Cancer_Roadmap.docx</w:t>
+        <w:t>CRLM_1_Roadmap.docx</w:t>
       </w:r>
       <w:r>
         <w:rPr>
@@ -74,14 +74,14 @@
           <w:i w:val="0"/>
           <w:sz w:val="20"/>
         </w:rPr>
-        <w:t xml:space="preserve"> · Standard transplant pathway (full content): </w:t>
+        <w:t xml:space="preserve"> · Standard pathway (full content): </w:t>
       </w:r>
       <w:r>
         <w:rPr>
           <w:b w:val="0"/>
           <w:i/>
         </w:rPr>
-        <w:t>CRLM_3_Standard_Transplant_Protocol.docx</w:t>
+        <w:t>CRLM_3_Standard_Pathway.docx</w:t>
       </w:r>
       <w:r>
         <w:rPr>
@@ -89,14 +89,14 @@
           <w:i w:val="0"/>
           <w:sz w:val="20"/>
         </w:rPr>
-        <w:t xml:space="preserve"> · High-risk transplant protocol (full content): </w:t>
+        <w:t xml:space="preserve"> · High-risk pathway (full content): </w:t>
       </w:r>
       <w:r>
         <w:rPr>
           <w:b w:val="0"/>
           <w:i/>
         </w:rPr>
-        <w:t>CRLM_5_High_Risk_Transplant_Protocol.docx</w:t>
+        <w:t>CRLM_5_High_Risk_Pathway.docx</w:t>
       </w:r>
     </w:p>
     <w:p>
@@ -256,7 +256,7 @@
                 <w:i w:val="0"/>
                 <w:sz w:val="19"/>
               </w:rPr>
-              <w:t>Cancer roadmap</w:t>
+              <w:t>Roadmap</w:t>
             </w:r>
           </w:p>
         </w:tc>
@@ -362,7 +362,7 @@
                 <w:i w:val="0"/>
                 <w:sz w:val="19"/>
               </w:rPr>
-              <w:t>Cancer roadmap</w:t>
+              <w:t>Roadmap</w:t>
             </w:r>
           </w:p>
         </w:tc>
@@ -468,7 +468,7 @@
                 <w:i w:val="0"/>
                 <w:sz w:val="19"/>
               </w:rPr>
-              <w:t>Cancer roadmap</w:t>
+              <w:t>Roadmap</w:t>
             </w:r>
           </w:p>
         </w:tc>
@@ -574,7 +574,7 @@
                 <w:i w:val="0"/>
                 <w:sz w:val="19"/>
               </w:rPr>
-              <w:t>Cancer roadmap</w:t>
+              <w:t>Roadmap</w:t>
             </w:r>
           </w:p>
         </w:tc>
@@ -680,7 +680,7 @@
                 <w:i w:val="0"/>
                 <w:sz w:val="19"/>
               </w:rPr>
-              <w:t>Cancer roadmap</w:t>
+              <w:t>Roadmap</w:t>
             </w:r>
           </w:p>
         </w:tc>
@@ -786,7 +786,7 @@
                 <w:i w:val="0"/>
                 <w:sz w:val="19"/>
               </w:rPr>
-              <w:t>Cancer roadmap</w:t>
+              <w:t>Roadmap</w:t>
             </w:r>
           </w:p>
         </w:tc>
@@ -892,7 +892,7 @@
                 <w:i w:val="0"/>
                 <w:sz w:val="19"/>
               </w:rPr>
-              <w:t>Cancer roadmap</w:t>
+              <w:t>Roadmap</w:t>
             </w:r>
           </w:p>
         </w:tc>
@@ -998,7 +998,7 @@
                 <w:i w:val="0"/>
                 <w:sz w:val="19"/>
               </w:rPr>
-              <w:t>Cancer roadmap</w:t>
+              <w:t>Roadmap</w:t>
             </w:r>
           </w:p>
         </w:tc>
@@ -1104,7 +1104,7 @@
                 <w:i w:val="0"/>
                 <w:sz w:val="19"/>
               </w:rPr>
-              <w:t>Cancer roadmap</w:t>
+              <w:t>Roadmap</w:t>
             </w:r>
           </w:p>
         </w:tc>
@@ -1210,7 +1210,7 @@
                 <w:i w:val="0"/>
                 <w:sz w:val="19"/>
               </w:rPr>
-              <w:t>Cancer roadmap</w:t>
+              <w:t>Roadmap</w:t>
             </w:r>
           </w:p>
         </w:tc>
@@ -1316,7 +1316,7 @@
                 <w:i w:val="0"/>
                 <w:sz w:val="19"/>
               </w:rPr>
-              <w:t>Cancer roadmap</w:t>
+              <w:t>Roadmap</w:t>
             </w:r>
           </w:p>
         </w:tc>
@@ -1422,7 +1422,7 @@
                 <w:i w:val="0"/>
                 <w:sz w:val="19"/>
               </w:rPr>
-              <w:t>Cancer roadmap</w:t>
+              <w:t>Roadmap</w:t>
             </w:r>
           </w:p>
         </w:tc>
@@ -1528,7 +1528,7 @@
                 <w:i w:val="0"/>
                 <w:sz w:val="19"/>
               </w:rPr>
-              <w:t>Cancer roadmap</w:t>
+              <w:t>Roadmap</w:t>
             </w:r>
           </w:p>
         </w:tc>
@@ -1634,7 +1634,7 @@
                 <w:i w:val="0"/>
                 <w:sz w:val="19"/>
               </w:rPr>
-              <w:t>Cancer roadmap</w:t>
+              <w:t>Roadmap</w:t>
             </w:r>
           </w:p>
         </w:tc>
@@ -1740,7 +1740,7 @@
                 <w:i w:val="0"/>
                 <w:sz w:val="19"/>
               </w:rPr>
-              <w:t>Cancer roadmap</w:t>
+              <w:t>Roadmap</w:t>
             </w:r>
           </w:p>
         </w:tc>
@@ -1846,7 +1846,7 @@
                 <w:i w:val="0"/>
                 <w:sz w:val="19"/>
               </w:rPr>
-              <w:t>Cancer roadmap</w:t>
+              <w:t>Roadmap</w:t>
             </w:r>
           </w:p>
         </w:tc>
@@ -1952,7 +1952,7 @@
                 <w:i w:val="0"/>
                 <w:sz w:val="19"/>
               </w:rPr>
-              <w:t>Cancer roadmap</w:t>
+              <w:t>Roadmap</w:t>
             </w:r>
           </w:p>
         </w:tc>
@@ -2058,7 +2058,7 @@
                 <w:i w:val="0"/>
                 <w:sz w:val="19"/>
               </w:rPr>
-              <w:t>Cancer roadmap</w:t>
+              <w:t>Roadmap</w:t>
             </w:r>
           </w:p>
         </w:tc>
@@ -2164,7 +2164,7 @@
                 <w:i w:val="0"/>
                 <w:sz w:val="19"/>
               </w:rPr>
-              <w:t>Cancer roadmap</w:t>
+              <w:t>Roadmap</w:t>
             </w:r>
           </w:p>
         </w:tc>
@@ -2270,7 +2270,7 @@
                 <w:i w:val="0"/>
                 <w:sz w:val="19"/>
               </w:rPr>
-              <w:t>Cancer roadmap</w:t>
+              <w:t>Roadmap</w:t>
             </w:r>
           </w:p>
         </w:tc>
@@ -2376,7 +2376,7 @@
                 <w:i w:val="0"/>
                 <w:sz w:val="19"/>
               </w:rPr>
-              <w:t>Standard transplant pathway</w:t>
+              <w:t>Standard pathway</w:t>
             </w:r>
           </w:p>
         </w:tc>
@@ -2482,7 +2482,7 @@
                 <w:i w:val="0"/>
                 <w:sz w:val="19"/>
               </w:rPr>
-              <w:t>Standard transplant pathway</w:t>
+              <w:t>Standard pathway</w:t>
             </w:r>
           </w:p>
         </w:tc>
@@ -2588,7 +2588,7 @@
                 <w:i w:val="0"/>
                 <w:sz w:val="19"/>
               </w:rPr>
-              <w:t>Standard transplant pathway</w:t>
+              <w:t>Standard pathway</w:t>
             </w:r>
           </w:p>
         </w:tc>
@@ -2694,7 +2694,7 @@
                 <w:i w:val="0"/>
                 <w:sz w:val="19"/>
               </w:rPr>
-              <w:t>Standard transplant pathway</w:t>
+              <w:t>Standard pathway</w:t>
             </w:r>
           </w:p>
         </w:tc>
@@ -2800,7 +2800,7 @@
                 <w:i w:val="0"/>
                 <w:sz w:val="19"/>
               </w:rPr>
-              <w:t>Standard transplant pathway</w:t>
+              <w:t>Standard pathway</w:t>
             </w:r>
           </w:p>
         </w:tc>
@@ -2906,7 +2906,7 @@
                 <w:i w:val="0"/>
                 <w:sz w:val="19"/>
               </w:rPr>
-              <w:t>Standard transplant pathway</w:t>
+              <w:t>Standard pathway</w:t>
             </w:r>
           </w:p>
         </w:tc>
@@ -3012,7 +3012,7 @@
                 <w:i w:val="0"/>
                 <w:sz w:val="19"/>
               </w:rPr>
-              <w:t>Standard transplant pathway</w:t>
+              <w:t>Standard pathway</w:t>
             </w:r>
           </w:p>
         </w:tc>
@@ -3118,7 +3118,7 @@
                 <w:i w:val="0"/>
                 <w:sz w:val="19"/>
               </w:rPr>
-              <w:t>Standard transplant pathway</w:t>
+              <w:t>Standard pathway</w:t>
             </w:r>
           </w:p>
         </w:tc>
@@ -3224,7 +3224,7 @@
                 <w:i w:val="0"/>
                 <w:sz w:val="19"/>
               </w:rPr>
-              <w:t>High-risk transplant protocol</w:t>
+              <w:t>High-risk pathway</w:t>
             </w:r>
           </w:p>
         </w:tc>
@@ -3330,7 +3330,7 @@
                 <w:i w:val="0"/>
                 <w:sz w:val="19"/>
               </w:rPr>
-              <w:t>High-risk transplant protocol</w:t>
+              <w:t>High-risk pathway</w:t>
             </w:r>
           </w:p>
         </w:tc>
@@ -3436,7 +3436,7 @@
                 <w:i w:val="0"/>
                 <w:sz w:val="19"/>
               </w:rPr>
-              <w:t>High-risk transplant protocol</w:t>
+              <w:t>High-risk pathway</w:t>
             </w:r>
           </w:p>
         </w:tc>
@@ -3542,7 +3542,7 @@
                 <w:i w:val="0"/>
                 <w:sz w:val="19"/>
               </w:rPr>
-              <w:t>High-risk transplant protocol</w:t>
+              <w:t>High-risk pathway</w:t>
             </w:r>
           </w:p>
         </w:tc>
@@ -3648,7 +3648,7 @@
                 <w:i w:val="0"/>
                 <w:sz w:val="19"/>
               </w:rPr>
-              <w:t>High-risk transplant protocol</w:t>
+              <w:t>High-risk pathway</w:t>
             </w:r>
           </w:p>
         </w:tc>
@@ -3751,7 +3751,7 @@
           <w:b w:val="0"/>
           <w:i w:val="0"/>
         </w:rPr>
-        <w:t>Part 1. Cancer roadmap</w:t>
+        <w:t>Part 1. Roadmap</w:t>
       </w:r>
     </w:p>
     <w:p>
@@ -15466,7 +15466,7 @@
           <w:b w:val="0"/>
           <w:i w:val="0"/>
         </w:rPr>
-        <w:t>Part 2. Standard transplant pathway</w:t>
+        <w:t>Part 2. Standard pathway</w:t>
       </w:r>
     </w:p>
     <w:p>
@@ -19332,7 +19332,7 @@
           <w:b w:val="0"/>
           <w:i w:val="0"/>
         </w:rPr>
-        <w:t>Part 3. High-risk transplant protocol</w:t>
+        <w:t>Part 3. High-risk pathway</w:t>
       </w:r>
     </w:p>
     <w:p>
@@ -26320,7 +26320,7 @@
           <w:b w:val="0"/>
           <w:i w:val="0"/>
         </w:rPr>
-        <w:t>Shared approval requirements (all transplant pathways)</w:t>
+        <w:t>Shared approval requirements (all pathways)</w:t>
       </w:r>
     </w:p>
     <w:p>
